--- a/downloads/teacher/04 Units/Unit 06 - Food Systems and Production - From Farm to Table/Lesson 06.05 - Sustainable Food Methods and the Food Systems Quiz.docx
+++ b/downloads/teacher/04 Units/Unit 06 - Food Systems and Production - From Farm to Table/Lesson 06.05 - Sustainable Food Methods and the Food Systems Quiz.docx
@@ -304,23 +304,41 @@
       <w:r>
         <w:t xml:space="preserve">By the end of this lesson, students will be able to:</w:t>
       </w:r>
-      <w:r>
-        <w:t xml:space="preserve"> </w:t>
-      </w:r>
-      <w:r>
-        <w:t xml:space="preserve">1. (Low: understand) Define sustainability in their own words, sort ten items into compost and not compost, and name the three farm methods with one purpose each (crop rotation, drip irrigation, integrated pest management).</w:t>
-      </w:r>
-      <w:r>
-        <w:t xml:space="preserve"> </w:t>
-      </w:r>
-      <w:r>
-        <w:t xml:space="preserve">2. (Mid: apply) Plant and label a seed or cutting, write a care plan for it, and explain what the plant needs that the class has to supply.</w:t>
-      </w:r>
-      <w:r>
-        <w:t xml:space="preserve"> </w:t>
-      </w:r>
-      <w:r>
-        <w:t xml:space="preserve">3. (High: create) Redesign an over-packaged product using the design process from Unit 4, and justify the redesign against both criteria: the food still gets protected, and the waste goes down.</w:t>
+    </w:p>
+    <w:p>
+      <w:pPr>
+        <w:numPr>
+          <w:ilvl w:val="0"/>
+          <w:numId w:val="1002"/>
+        </w:numPr>
+        <w:pStyle w:val="Compact"/>
+      </w:pPr>
+      <w:r>
+        <w:t xml:space="preserve">(Low: understand) Define sustainability in their own words, sort ten items into compost and not compost, and name the three farm methods with one purpose each (crop rotation, drip irrigation, integrated pest management).</w:t>
+      </w:r>
+    </w:p>
+    <w:p>
+      <w:pPr>
+        <w:numPr>
+          <w:ilvl w:val="0"/>
+          <w:numId w:val="1002"/>
+        </w:numPr>
+        <w:pStyle w:val="Compact"/>
+      </w:pPr>
+      <w:r>
+        <w:t xml:space="preserve">(Mid: apply) Plant and label a seed or cutting, write a care plan for it, and explain what the plant needs that the class has to supply.</w:t>
+      </w:r>
+    </w:p>
+    <w:p>
+      <w:pPr>
+        <w:numPr>
+          <w:ilvl w:val="0"/>
+          <w:numId w:val="1002"/>
+        </w:numPr>
+        <w:pStyle w:val="Compact"/>
+      </w:pPr>
+      <w:r>
+        <w:t xml:space="preserve">(High: create) Redesign an over-packaged product using the design process from Unit 4, and justify the redesign against both criteria: the food still gets protected, and the waste goes down.</w:t>
       </w:r>
     </w:p>
     <w:p>
@@ -370,7 +388,7 @@
       <w:pPr>
         <w:numPr>
           <w:ilvl w:val="0"/>
-          <w:numId w:val="1002"/>
+          <w:numId w:val="1003"/>
         </w:numPr>
         <w:pStyle w:val="Compact"/>
       </w:pPr>
@@ -382,7 +400,7 @@
       <w:pPr>
         <w:numPr>
           <w:ilvl w:val="0"/>
-          <w:numId w:val="1002"/>
+          <w:numId w:val="1003"/>
         </w:numPr>
         <w:pStyle w:val="Compact"/>
       </w:pPr>
@@ -406,7 +424,7 @@
       <w:pPr>
         <w:numPr>
           <w:ilvl w:val="0"/>
-          <w:numId w:val="1002"/>
+          <w:numId w:val="1003"/>
         </w:numPr>
         <w:pStyle w:val="Compact"/>
       </w:pPr>
@@ -418,7 +436,7 @@
       <w:pPr>
         <w:numPr>
           <w:ilvl w:val="0"/>
-          <w:numId w:val="1002"/>
+          <w:numId w:val="1003"/>
         </w:numPr>
         <w:pStyle w:val="Compact"/>
       </w:pPr>
@@ -430,7 +448,7 @@
       <w:pPr>
         <w:numPr>
           <w:ilvl w:val="0"/>
-          <w:numId w:val="1002"/>
+          <w:numId w:val="1003"/>
         </w:numPr>
         <w:pStyle w:val="Compact"/>
       </w:pPr>
@@ -454,7 +472,7 @@
       <w:pPr>
         <w:numPr>
           <w:ilvl w:val="0"/>
-          <w:numId w:val="1002"/>
+          <w:numId w:val="1003"/>
         </w:numPr>
         <w:pStyle w:val="Compact"/>
       </w:pPr>
@@ -481,7 +499,7 @@
       <w:pPr>
         <w:numPr>
           <w:ilvl w:val="0"/>
-          <w:numId w:val="1002"/>
+          <w:numId w:val="1003"/>
         </w:numPr>
         <w:pStyle w:val="Compact"/>
       </w:pPr>
@@ -1102,55 +1120,97 @@
       <w:r>
         <w:t xml:space="preserve">Monitor understanding:</w:t>
       </w:r>
-      <w:r>
-        <w:t xml:space="preserve"> </w:t>
-      </w:r>
-      <w:r>
-        <w:t xml:space="preserve">- Why does crop rotation help with pests and not only with soil?</w:t>
-      </w:r>
-      <w:r>
-        <w:t xml:space="preserve"> </w:t>
-      </w:r>
-      <w:r>
-        <w:t xml:space="preserve">- Eggshells go in the compost and cheese does not. What is the difference?</w:t>
-      </w:r>
-      <w:r>
-        <w:t xml:space="preserve"> </w:t>
-      </w:r>
-      <w:r>
-        <w:t xml:space="preserve">- Your model has two layers instead of four. Which layer did you decide to keep, and what is it protecting against?</w:t>
-      </w:r>
-    </w:p>
-    <w:p>
-      <w:pPr>
-        <w:pStyle w:val="BodyText"/>
+    </w:p>
+    <w:p>
+      <w:pPr>
+        <w:numPr>
+          <w:ilvl w:val="0"/>
+          <w:numId w:val="1004"/>
+        </w:numPr>
+        <w:pStyle w:val="Compact"/>
+      </w:pPr>
+      <w:r>
+        <w:t xml:space="preserve">Why does crop rotation help with pests and not only with soil?</w:t>
+      </w:r>
+    </w:p>
+    <w:p>
+      <w:pPr>
+        <w:numPr>
+          <w:ilvl w:val="0"/>
+          <w:numId w:val="1004"/>
+        </w:numPr>
+        <w:pStyle w:val="Compact"/>
+      </w:pPr>
+      <w:r>
+        <w:t xml:space="preserve">Eggshells go in the compost and cheese does not. What is the difference?</w:t>
+      </w:r>
+    </w:p>
+    <w:p>
+      <w:pPr>
+        <w:numPr>
+          <w:ilvl w:val="0"/>
+          <w:numId w:val="1004"/>
+        </w:numPr>
+        <w:pStyle w:val="Compact"/>
+      </w:pPr>
+      <w:r>
+        <w:t xml:space="preserve">Your model has two layers instead of four. Which layer did you decide to keep, and what is it protecting against?</w:t>
+      </w:r>
+    </w:p>
+    <w:p>
+      <w:pPr>
+        <w:pStyle w:val="FirstParagraph"/>
       </w:pPr>
       <w:r>
         <w:t xml:space="preserve">Deepen learning:</w:t>
       </w:r>
-      <w:r>
-        <w:t xml:space="preserve"> </w:t>
-      </w:r>
-      <w:r>
-        <w:t xml:space="preserve">- Drip irrigation costs a farmer money up front and saves water every year. What would make a farmer say yes to that?</w:t>
-      </w:r>
-      <w:r>
-        <w:t xml:space="preserve"> </w:t>
-      </w:r>
-      <w:r>
-        <w:t xml:space="preserve">- The plastic wrap on the cucumber cuts food waste and adds plastic waste. Which waste is worse, and what would you need to know to answer?</w:t>
-      </w:r>
-      <w:r>
-        <w:t xml:space="preserve"> </w:t>
-      </w:r>
-      <w:r>
-        <w:t xml:space="preserve">- Your plant needs water for six weeks and nobody is here in July. What does that tell you about a school garden as a plan?</w:t>
-      </w:r>
-      <w:r>
-        <w:t xml:space="preserve"> </w:t>
-      </w:r>
-      <w:r>
-        <w:t xml:space="preserve">- Integrated pest management says spray last. Why would a farmer want to spray at all if it costs money?</w:t>
+    </w:p>
+    <w:p>
+      <w:pPr>
+        <w:numPr>
+          <w:ilvl w:val="0"/>
+          <w:numId w:val="1005"/>
+        </w:numPr>
+        <w:pStyle w:val="Compact"/>
+      </w:pPr>
+      <w:r>
+        <w:t xml:space="preserve">Drip irrigation costs a farmer money up front and saves water every year. What would make a farmer say yes to that?</w:t>
+      </w:r>
+    </w:p>
+    <w:p>
+      <w:pPr>
+        <w:numPr>
+          <w:ilvl w:val="0"/>
+          <w:numId w:val="1005"/>
+        </w:numPr>
+        <w:pStyle w:val="Compact"/>
+      </w:pPr>
+      <w:r>
+        <w:t xml:space="preserve">The plastic wrap on the cucumber cuts food waste and adds plastic waste. Which waste is worse, and what would you need to know to answer?</w:t>
+      </w:r>
+    </w:p>
+    <w:p>
+      <w:pPr>
+        <w:numPr>
+          <w:ilvl w:val="0"/>
+          <w:numId w:val="1005"/>
+        </w:numPr>
+        <w:pStyle w:val="Compact"/>
+      </w:pPr>
+      <w:r>
+        <w:t xml:space="preserve">Your plant needs water for six weeks and nobody is here in July. What does that tell you about a school garden as a plan?</w:t>
+      </w:r>
+    </w:p>
+    <w:p>
+      <w:pPr>
+        <w:numPr>
+          <w:ilvl w:val="0"/>
+          <w:numId w:val="1005"/>
+        </w:numPr>
+        <w:pStyle w:val="Compact"/>
+      </w:pPr>
+      <w:r>
+        <w:t xml:space="preserve">Integrated pest management says spray last. Why would a farmer want to spray at all if it costs money?</w:t>
       </w:r>
     </w:p>
     <w:p>
@@ -1348,7 +1408,7 @@
       <w:pPr>
         <w:numPr>
           <w:ilvl w:val="0"/>
-          <w:numId w:val="1003"/>
+          <w:numId w:val="1006"/>
         </w:numPr>
         <w:pStyle w:val="Compact"/>
       </w:pPr>
@@ -1372,7 +1432,7 @@
       <w:pPr>
         <w:numPr>
           <w:ilvl w:val="0"/>
-          <w:numId w:val="1003"/>
+          <w:numId w:val="1006"/>
         </w:numPr>
         <w:pStyle w:val="Compact"/>
       </w:pPr>
@@ -1384,7 +1444,7 @@
       <w:pPr>
         <w:numPr>
           <w:ilvl w:val="0"/>
-          <w:numId w:val="1003"/>
+          <w:numId w:val="1006"/>
         </w:numPr>
         <w:pStyle w:val="Compact"/>
       </w:pPr>
@@ -1396,7 +1456,7 @@
       <w:pPr>
         <w:numPr>
           <w:ilvl w:val="0"/>
-          <w:numId w:val="1003"/>
+          <w:numId w:val="1006"/>
         </w:numPr>
         <w:pStyle w:val="Compact"/>
       </w:pPr>
@@ -1408,7 +1468,7 @@
       <w:pPr>
         <w:numPr>
           <w:ilvl w:val="0"/>
-          <w:numId w:val="1003"/>
+          <w:numId w:val="1006"/>
         </w:numPr>
         <w:pStyle w:val="Compact"/>
       </w:pPr>
@@ -1420,7 +1480,7 @@
       <w:pPr>
         <w:numPr>
           <w:ilvl w:val="0"/>
-          <w:numId w:val="1003"/>
+          <w:numId w:val="1006"/>
         </w:numPr>
         <w:pStyle w:val="Compact"/>
       </w:pPr>
@@ -1738,7 +1798,7 @@
       <w:pPr>
         <w:numPr>
           <w:ilvl w:val="0"/>
-          <w:numId w:val="1004"/>
+          <w:numId w:val="1007"/>
         </w:numPr>
         <w:pStyle w:val="Compact"/>
       </w:pPr>
@@ -1762,7 +1822,7 @@
       <w:pPr>
         <w:numPr>
           <w:ilvl w:val="0"/>
-          <w:numId w:val="1004"/>
+          <w:numId w:val="1007"/>
         </w:numPr>
         <w:pStyle w:val="Compact"/>
       </w:pPr>
@@ -1774,7 +1834,7 @@
       <w:pPr>
         <w:numPr>
           <w:ilvl w:val="0"/>
-          <w:numId w:val="1004"/>
+          <w:numId w:val="1007"/>
         </w:numPr>
         <w:pStyle w:val="Compact"/>
       </w:pPr>
@@ -1807,7 +1867,7 @@
       <w:pPr>
         <w:numPr>
           <w:ilvl w:val="0"/>
-          <w:numId w:val="1004"/>
+          <w:numId w:val="1007"/>
         </w:numPr>
         <w:pStyle w:val="Compact"/>
       </w:pPr>
@@ -1819,7 +1879,7 @@
       <w:pPr>
         <w:numPr>
           <w:ilvl w:val="0"/>
-          <w:numId w:val="1004"/>
+          <w:numId w:val="1007"/>
         </w:numPr>
         <w:pStyle w:val="Compact"/>
       </w:pPr>
@@ -1831,7 +1891,7 @@
       <w:pPr>
         <w:numPr>
           <w:ilvl w:val="0"/>
-          <w:numId w:val="1004"/>
+          <w:numId w:val="1007"/>
         </w:numPr>
         <w:pStyle w:val="Compact"/>
       </w:pPr>
@@ -1853,7 +1913,7 @@
       <w:pPr>
         <w:numPr>
           <w:ilvl w:val="0"/>
-          <w:numId w:val="1005"/>
+          <w:numId w:val="1008"/>
         </w:numPr>
         <w:pStyle w:val="Compact"/>
       </w:pPr>
@@ -1865,7 +1925,7 @@
       <w:pPr>
         <w:numPr>
           <w:ilvl w:val="0"/>
-          <w:numId w:val="1005"/>
+          <w:numId w:val="1008"/>
         </w:numPr>
         <w:pStyle w:val="Compact"/>
       </w:pPr>
@@ -1877,7 +1937,7 @@
       <w:pPr>
         <w:numPr>
           <w:ilvl w:val="0"/>
-          <w:numId w:val="1005"/>
+          <w:numId w:val="1008"/>
         </w:numPr>
         <w:pStyle w:val="Compact"/>
       </w:pPr>
@@ -1889,7 +1949,7 @@
       <w:pPr>
         <w:numPr>
           <w:ilvl w:val="0"/>
-          <w:numId w:val="1005"/>
+          <w:numId w:val="1008"/>
         </w:numPr>
         <w:pStyle w:val="Compact"/>
       </w:pPr>
@@ -1901,7 +1961,7 @@
       <w:pPr>
         <w:numPr>
           <w:ilvl w:val="0"/>
-          <w:numId w:val="1005"/>
+          <w:numId w:val="1008"/>
         </w:numPr>
         <w:pStyle w:val="Compact"/>
       </w:pPr>
@@ -1913,7 +1973,7 @@
       <w:pPr>
         <w:numPr>
           <w:ilvl w:val="0"/>
-          <w:numId w:val="1005"/>
+          <w:numId w:val="1008"/>
         </w:numPr>
         <w:pStyle w:val="Compact"/>
       </w:pPr>
@@ -1925,7 +1985,7 @@
       <w:pPr>
         <w:numPr>
           <w:ilvl w:val="0"/>
-          <w:numId w:val="1005"/>
+          <w:numId w:val="1008"/>
         </w:numPr>
         <w:pStyle w:val="Compact"/>
       </w:pPr>
@@ -2221,6 +2281,118 @@
       </w:pPr>
     </w:lvl>
   </w:abstractNum>
+  <w:abstractNum w:abstractNumId="99411">
+    <w:nsid w:val="71315dca"/>
+    <w:multiLevelType w:val="multilevel"/>
+    <w:lvl w:ilvl="0">
+      <w:start w:val="1"/>
+      <w:numFmt w:val="decimal"/>
+      <w:lvlText w:val="%1."/>
+      <w:lvlJc w:val="left"/>
+      <w:pPr>
+        <w:tabs>
+          <w:tab w:val="num" w:pos="0"/>
+        </w:tabs>
+        <w:ind w:left="480" w:hanging="480"/>
+      </w:pPr>
+    </w:lvl>
+    <w:lvl w:ilvl="1">
+      <w:start w:val="1"/>
+      <w:numFmt w:val="decimal"/>
+      <w:lvlText w:val="%2."/>
+      <w:lvlJc w:val="left"/>
+      <w:pPr>
+        <w:tabs>
+          <w:tab w:val="num" w:pos="720"/>
+        </w:tabs>
+        <w:ind w:left="1200" w:hanging="480"/>
+      </w:pPr>
+    </w:lvl>
+    <w:lvl w:ilvl="2">
+      <w:start w:val="1"/>
+      <w:numFmt w:val="decimal"/>
+      <w:lvlText w:val="%3."/>
+      <w:lvlJc w:val="left"/>
+      <w:pPr>
+        <w:tabs>
+          <w:tab w:val="num" w:pos="1440"/>
+        </w:tabs>
+        <w:ind w:left="1920" w:hanging="480"/>
+      </w:pPr>
+    </w:lvl>
+    <w:lvl w:ilvl="3">
+      <w:start w:val="1"/>
+      <w:numFmt w:val="decimal"/>
+      <w:lvlText w:val="%4."/>
+      <w:lvlJc w:val="left"/>
+      <w:pPr>
+        <w:tabs>
+          <w:tab w:val="num" w:pos="2160"/>
+        </w:tabs>
+        <w:ind w:left="2640" w:hanging="480"/>
+      </w:pPr>
+    </w:lvl>
+    <w:lvl w:ilvl="4">
+      <w:start w:val="1"/>
+      <w:numFmt w:val="decimal"/>
+      <w:lvlText w:val="%5."/>
+      <w:lvlJc w:val="left"/>
+      <w:pPr>
+        <w:tabs>
+          <w:tab w:val="num" w:pos="2880"/>
+        </w:tabs>
+        <w:ind w:left="3360" w:hanging="480"/>
+      </w:pPr>
+    </w:lvl>
+    <w:lvl w:ilvl="5">
+      <w:start w:val="1"/>
+      <w:numFmt w:val="decimal"/>
+      <w:lvlText w:val="%6."/>
+      <w:lvlJc w:val="left"/>
+      <w:pPr>
+        <w:tabs>
+          <w:tab w:val="num" w:pos="3600"/>
+        </w:tabs>
+        <w:ind w:left="4080" w:hanging="480"/>
+      </w:pPr>
+    </w:lvl>
+    <w:lvl w:ilvl="6">
+      <w:start w:val="1"/>
+      <w:numFmt w:val="decimal"/>
+      <w:lvlText w:val="%7."/>
+      <w:lvlJc w:val="left"/>
+      <w:pPr>
+        <w:tabs>
+          <w:tab w:val="num" w:pos="4320"/>
+        </w:tabs>
+        <w:ind w:left="4800" w:hanging="480"/>
+      </w:pPr>
+    </w:lvl>
+    <w:lvl w:ilvl="7">
+      <w:start w:val="1"/>
+      <w:numFmt w:val="decimal"/>
+      <w:lvlText w:val="%8."/>
+      <w:lvlJc w:val="left"/>
+      <w:pPr>
+        <w:tabs>
+          <w:tab w:val="num" w:pos="5040"/>
+        </w:tabs>
+        <w:ind w:left="5520" w:hanging="480"/>
+      </w:pPr>
+    </w:lvl>
+    <w:lvl w:ilvl="8">
+      <w:start w:val="1"/>
+      <w:numFmt w:val="decimal"/>
+      <w:lvlText w:val="%9."/>
+      <w:lvlJc w:val="left"/>
+      <w:pPr>
+        <w:tabs>
+          <w:tab w:val="num" w:pos="5760"/>
+        </w:tabs>
+        <w:ind w:left="6240" w:hanging="480"/>
+      </w:pPr>
+    </w:lvl>
+  </w:abstractNum>
   <w:num w:numId="1000">
     <w:abstractNumId w:val="990"/>
   </w:num>
@@ -2228,7 +2400,34 @@
     <w:abstractNumId w:val="991"/>
   </w:num>
   <w:num w:numId="1002">
-    <w:abstractNumId w:val="991"/>
+    <w:abstractNumId w:val="99411"/>
+    <w:lvlOverride w:ilvl="0">
+      <w:startOverride w:val="1"/>
+    </w:lvlOverride>
+    <w:lvlOverride w:ilvl="1">
+      <w:startOverride w:val="1"/>
+    </w:lvlOverride>
+    <w:lvlOverride w:ilvl="2">
+      <w:startOverride w:val="1"/>
+    </w:lvlOverride>
+    <w:lvlOverride w:ilvl="3">
+      <w:startOverride w:val="1"/>
+    </w:lvlOverride>
+    <w:lvlOverride w:ilvl="4">
+      <w:startOverride w:val="1"/>
+    </w:lvlOverride>
+    <w:lvlOverride w:ilvl="5">
+      <w:startOverride w:val="1"/>
+    </w:lvlOverride>
+    <w:lvlOverride w:ilvl="6">
+      <w:startOverride w:val="1"/>
+    </w:lvlOverride>
+    <w:lvlOverride w:ilvl="7">
+      <w:startOverride w:val="1"/>
+    </w:lvlOverride>
+    <w:lvlOverride w:ilvl="8">
+      <w:startOverride w:val="1"/>
+    </w:lvlOverride>
   </w:num>
   <w:num w:numId="1003">
     <w:abstractNumId w:val="991"/>
@@ -2237,6 +2436,15 @@
     <w:abstractNumId w:val="991"/>
   </w:num>
   <w:num w:numId="1005">
+    <w:abstractNumId w:val="991"/>
+  </w:num>
+  <w:num w:numId="1006">
+    <w:abstractNumId w:val="991"/>
+  </w:num>
+  <w:num w:numId="1007">
+    <w:abstractNumId w:val="991"/>
+  </w:num>
+  <w:num w:numId="1008">
     <w:abstractNumId w:val="991"/>
   </w:num>
 </w:numbering>

--- a/downloads/teacher/04 Units/Unit 06 - Food Systems and Production - From Farm to Table/Lesson 06.05 - Sustainable Food Methods and the Food Systems Quiz.docx
+++ b/downloads/teacher/04 Units/Unit 06 - Food Systems and Production - From Farm to Table/Lesson 06.05 - Sustainable Food Methods and the Food Systems Quiz.docx
@@ -1624,7 +1624,7 @@
               <w:jc w:val="left"/>
             </w:pPr>
             <w:r>
-              <w:t xml:space="preserve">Formative; compost sort checked in the group reveal; exit card sorted. Assessed summatively on the Food Systems Quiz, items 8 to 10 (sustainable methods matching)</w:t>
+              <w:t xml:space="preserve">Formative; compost sort checked in the group reveal; exit card sorted. Assessed summatively on the Food Systems Quiz, item 11 (sustainable methods matching)</w:t>
             </w:r>
           </w:p>
         </w:tc>
@@ -1716,7 +1716,7 @@
               <w:jc w:val="left"/>
             </w:pPr>
             <w:r>
-              <w:t xml:space="preserve">Formative; the justification needs both criteria answered. Assessed summatively on the Food Systems Quiz, item 11 (packaging trade-off short answer)</w:t>
+              <w:t xml:space="preserve">Formative; the justification needs both criteria answered. Assessed summatively on the Food Systems Quiz, item 12 (packaging trade-off short answer)</w:t>
             </w:r>
           </w:p>
         </w:tc>
@@ -1774,15 +1774,6 @@
       <w:r>
         <w:t xml:space="preserve">Science: seed germination, decomposition, and the water cycle all sit in this lesson, and the plants can live in the science room if that room has better light. Technology or engineering, if the school has it: the packaging redesign is a prototype in the same design process, so both teachers can use the same eight words. Community: a garden center or a local farm can donate seeds or a flat of starts for the cost of asking.</w:t>
       </w:r>
-      <w:r>
-        <w:t xml:space="preserve"> </w:t>
-      </w:r>
-      <w:r>
-        <w:rPr>
-          <w:rStyle w:val="TeacherNote"/>
-        </w:rPr>
-        <w:t xml:space="preserve">[Sal: a school garden is a real option but it needs a summer plan before it needs a plot. Ask the building about who waters in July before you promise students a garden.]</w:t>
-      </w:r>
     </w:p>
     <w:p>
       <w:pPr>
@@ -1853,15 +1844,6 @@
       <w:r>
         <w:t xml:space="preserve">, section 2.</w:t>
       </w:r>
-      <w:r>
-        <w:t xml:space="preserve"> </w:t>
-      </w:r>
-      <w:r>
-        <w:rPr>
-          <w:rStyle w:val="TeacherNote"/>
-        </w:rPr>
-        <w:t xml:space="preserve">[Sal: confirm against the NYSED PDF.]</w:t>
-      </w:r>
     </w:p>
     <w:p>
       <w:pPr>
@@ -1979,21 +1961,6 @@
       </w:pPr>
       <w:r>
         <w:t xml:space="preserve">A dead plant is a teaching moment, not a failure. Ask what it needed that it did not get, and put the answer on the wall next to the care plan.</w:t>
-      </w:r>
-    </w:p>
-    <w:p>
-      <w:pPr>
-        <w:numPr>
-          <w:ilvl w:val="0"/>
-          <w:numId w:val="1008"/>
-        </w:numPr>
-        <w:pStyle w:val="Compact"/>
-      </w:pPr>
-      <w:r>
-        <w:rPr>
-          <w:rStyle w:val="TeacherNote"/>
-        </w:rPr>
-        <w:t xml:space="preserve">[Sal: your Skittles trading game taught trade-offs with candy. The packaging trade-off is the same move with trash, and students who liked that game will argue about this one.]</w:t>
       </w:r>
     </w:p>
     <w:sectPr>
